--- a/kdp-krimis/band-01-starnberg/Alles-muss-raus-Band-1-Mit-Seeblick-und-Leiche.docx
+++ b/kdp-krimis/band-01-starnberg/Alles-muss-raus-Band-1-Mit-Seeblick-und-Leiche.docx
@@ -76,7 +76,7 @@
           <w:i w:val="0"/>
           <w:sz w:val="28"/>
         </w:rPr>
-        <w:t>Diana</w:t>
+        <w:t>Jette van Hoven</w:t>
       </w:r>
     </w:p>
     <w:p>
@@ -121,77 +121,25 @@
           <w:i w:val="0"/>
           <w:sz w:val="17"/>
         </w:rPr>
-        <w:t>© 2026 Diana [Nachname]. Alle Rechte vorbehalten.</w:t>
+        <w:t>© 2026 Jette van Hoven. Alle Rechte vorbehalten.</w:t>
       </w:r>
     </w:p>
     <w:p>
       <w:pPr>
         <w:spacing w:before="0" w:after="60"/>
       </w:pPr>
+    </w:p>
+    <w:p>
+      <w:pPr>
+        <w:spacing w:before="0" w:after="60"/>
+      </w:pPr>
       <w:r>
         <w:rPr>
           <w:b w:val="0"/>
           <w:i w:val="0"/>
           <w:sz w:val="17"/>
         </w:rPr>
-        <w:t>Herausgeberin: Diana [Nachname], [Straße Hausnummer], [PLZ Ort]</w:t>
-      </w:r>
-    </w:p>
-    <w:p>
-      <w:pPr>
-        <w:spacing w:before="0" w:after="60"/>
-      </w:pPr>
-      <w:r>
-        <w:rPr>
-          <w:b w:val="0"/>
-          <w:i w:val="0"/>
-          <w:sz w:val="17"/>
-        </w:rPr>
-        <w:t>Kontakt: [E-Mail-Adresse]</w:t>
-      </w:r>
-    </w:p>
-    <w:p>
-      <w:pPr>
-        <w:spacing w:before="0" w:after="60"/>
-      </w:pPr>
-      <w:r>
-        <w:rPr>
-          <w:b w:val="0"/>
-          <w:i w:val="0"/>
-          <w:sz w:val="17"/>
-        </w:rPr>
-        <w:t>Druck: Amazon Distribution GmbH, Leipzig (bzw. siehe letzte Seite)</w:t>
-      </w:r>
-    </w:p>
-    <w:p>
-      <w:pPr>
-        <w:spacing w:before="0" w:after="60"/>
-      </w:pPr>
-    </w:p>
-    <w:p>
-      <w:pPr>
-        <w:spacing w:before="0" w:after="60"/>
-      </w:pPr>
-      <w:r>
-        <w:rPr>
-          <w:b w:val="0"/>
-          <w:i w:val="0"/>
-          <w:sz w:val="17"/>
-        </w:rPr>
         <w:t>Dieser Roman ist frei erfunden. Die Handlung spielt an realen Orten, alle Figuren, Firmen und Ereignisse sind jedoch erfunden. Ähnlichkeiten mit lebenden oder verstorbenen Personen sind zufällig und nicht beabsichtigt.</w:t>
-      </w:r>
-    </w:p>
-    <w:p>
-      <w:pPr>
-        <w:spacing w:before="0" w:after="60"/>
-      </w:pPr>
-      <w:r>
-        <w:rPr>
-          <w:b w:val="0"/>
-          <w:i w:val="0"/>
-          <w:sz w:val="17"/>
-        </w:rPr>
-        <w:t>Der Text wurde mit Unterstützung künstlicher Intelligenz erstellt und von der Autorin überarbeitet.</w:t>
       </w:r>
     </w:p>
     <w:p>
